--- a/kpluz/docxs/Gen Sci/Q3_LE1.docx
+++ b/kpluz/docxs/Gen Sci/Q3_LE1.docx
@@ -65,8 +65,6 @@
         </w:rPr>
         <w:t>s</w:t>
       </w:r>
-      <w:bookmarkStart w:id="0" w:name="_GoBack"/>
-      <w:bookmarkEnd w:id="0"/>
     </w:p>
     <w:p>
       <w:pPr>
@@ -84,7 +82,7 @@
           <w:szCs w:val="24"/>
         </w:rPr>
         <w:pict>
-          <v:rect id="_x0000_i1031" style="width:0;height:.75pt" o:hralign="center" o:hrstd="t" o:hr="t" fillcolor="#a0a0a0" stroked="f"/>
+          <v:rect id="_x0000_i1025" style="width:0;height:.75pt" o:hralign="center" o:hrstd="t" o:hr="t" fillcolor="#a0a0a0" stroked="f"/>
         </w:pict>
       </w:r>
     </w:p>
@@ -146,7 +144,7 @@
           <w:szCs w:val="24"/>
         </w:rPr>
         <w:pict>
-          <v:rect id="_x0000_i1025" style="width:0;height:.75pt" o:hralign="center" o:hrstd="t" o:hr="t" fillcolor="#a0a0a0" stroked="f"/>
+          <v:rect id="_x0000_i1026" style="width:0;height:.75pt" o:hralign="center" o:hrstd="t" o:hr="t" fillcolor="#a0a0a0" stroked="f"/>
         </w:pict>
       </w:r>
     </w:p>
@@ -1371,10 +1369,9 @@
         <w:tblLook w:val="04A0" w:firstRow="1" w:lastRow="0" w:firstColumn="1" w:lastColumn="0" w:noHBand="0" w:noVBand="1"/>
       </w:tblPr>
       <w:tblGrid>
-        <w:gridCol w:w="1126"/>
+        <w:gridCol w:w="1174"/>
         <w:gridCol w:w="4513"/>
-        <w:gridCol w:w="4389"/>
-        <w:gridCol w:w="1252"/>
+        <w:gridCol w:w="5593"/>
       </w:tblGrid>
       <w:tr>
         <w:trPr>
@@ -1452,7 +1449,6 @@
         <w:tc>
           <w:tcPr>
             <w:tcW w:w="0" w:type="auto"/>
-            <w:gridSpan w:val="2"/>
             <w:tcBorders>
               <w:top w:val="nil"/>
             </w:tcBorders>
@@ -1486,9 +1482,6 @@
         </w:tc>
       </w:tr>
       <w:tr>
-        <w:trPr>
-          <w:gridAfter w:val="1"/>
-        </w:trPr>
         <w:tc>
           <w:tcPr>
             <w:tcW w:w="0" w:type="auto"/>
@@ -1584,9 +1577,6 @@
         </w:tc>
       </w:tr>
       <w:tr>
-        <w:trPr>
-          <w:gridAfter w:val="1"/>
-        </w:trPr>
         <w:tc>
           <w:tcPr>
             <w:tcW w:w="0" w:type="auto"/>
@@ -1682,9 +1672,6 @@
         </w:tc>
       </w:tr>
       <w:tr>
-        <w:trPr>
-          <w:gridAfter w:val="1"/>
-        </w:trPr>
         <w:tc>
           <w:tcPr>
             <w:tcW w:w="0" w:type="auto"/>
@@ -1780,9 +1767,6 @@
         </w:tc>
       </w:tr>
       <w:tr>
-        <w:trPr>
-          <w:gridAfter w:val="1"/>
-        </w:trPr>
         <w:tc>
           <w:tcPr>
             <w:tcW w:w="0" w:type="auto"/>
@@ -1878,9 +1862,6 @@
         </w:tc>
       </w:tr>
       <w:tr>
-        <w:trPr>
-          <w:gridAfter w:val="1"/>
-        </w:trPr>
         <w:tc>
           <w:tcPr>
             <w:tcW w:w="0" w:type="auto"/>
@@ -2367,7 +2348,69 @@
                 <w:sz w:val="23"/>
                 <w:szCs w:val="23"/>
               </w:rPr>
-              <w:t xml:space="preserve">Circulatory </w:t>
+              <w:t>Circulatory system</w:t>
+            </w:r>
+          </w:p>
+        </w:tc>
+        <w:tc>
+          <w:tcPr>
+            <w:tcW w:w="0" w:type="auto"/>
+            <w:tcMar>
+              <w:top w:w="150" w:type="dxa"/>
+              <w:left w:w="240" w:type="dxa"/>
+              <w:bottom w:w="150" w:type="dxa"/>
+              <w:right w:w="240" w:type="dxa"/>
+            </w:tcMar>
+            <w:vAlign w:val="center"/>
+            <w:hideMark/>
+          </w:tcPr>
+          <w:p>
+            <w:pPr>
+              <w:spacing w:after="0" w:line="375" w:lineRule="atLeast"/>
+              <w:rPr>
+                <w:rFonts w:ascii="Segoe UI" w:eastAsia="Times New Roman" w:hAnsi="Segoe UI" w:cs="Segoe UI"/>
+                <w:sz w:val="23"/>
+                <w:szCs w:val="23"/>
+              </w:rPr>
+            </w:pPr>
+            <w:r>
+              <w:rPr>
+                <w:rFonts w:ascii="Segoe UI" w:eastAsia="Times New Roman" w:hAnsi="Segoe UI" w:cs="Segoe UI"/>
+                <w:sz w:val="23"/>
+                <w:szCs w:val="23"/>
+              </w:rPr>
+              <w:t>Heart, blood vessels</w:t>
+            </w:r>
+          </w:p>
+        </w:tc>
+        <w:tc>
+          <w:tcPr>
+            <w:tcW w:w="0" w:type="auto"/>
+            <w:tcMar>
+              <w:top w:w="150" w:type="dxa"/>
+              <w:left w:w="240" w:type="dxa"/>
+              <w:bottom w:w="150" w:type="dxa"/>
+              <w:right w:w="240" w:type="dxa"/>
+            </w:tcMar>
+            <w:vAlign w:val="center"/>
+            <w:hideMark/>
+          </w:tcPr>
+          <w:p>
+            <w:pPr>
+              <w:spacing w:after="0" w:line="375" w:lineRule="atLeast"/>
+              <w:rPr>
+                <w:rFonts w:ascii="Segoe UI" w:eastAsia="Times New Roman" w:hAnsi="Segoe UI" w:cs="Segoe UI"/>
+                <w:sz w:val="23"/>
+                <w:szCs w:val="23"/>
+              </w:rPr>
+            </w:pPr>
+            <w:r>
+              <w:rPr>
+                <w:rFonts w:ascii="Segoe UI" w:eastAsia="Times New Roman" w:hAnsi="Segoe UI" w:cs="Segoe UI"/>
+                <w:sz w:val="23"/>
+                <w:szCs w:val="23"/>
+              </w:rPr>
+              <w:t xml:space="preserve">Transports oxygen, nutrients, and </w:t>
             </w:r>
             <w:r>
               <w:rPr>
@@ -2376,18 +2419,18 @@
                 <w:szCs w:val="23"/>
               </w:rPr>
               <w:lastRenderedPageBreak/>
-              <w:t>system</w:t>
-            </w:r>
-          </w:p>
-        </w:tc>
-        <w:tc>
-          <w:tcPr>
-            <w:tcW w:w="0" w:type="auto"/>
-            <w:tcMar>
-              <w:top w:w="150" w:type="dxa"/>
-              <w:left w:w="240" w:type="dxa"/>
-              <w:bottom w:w="150" w:type="dxa"/>
-              <w:right w:w="240" w:type="dxa"/>
+              <w:t>wastes</w:t>
+            </w:r>
+          </w:p>
+        </w:tc>
+        <w:tc>
+          <w:tcPr>
+            <w:tcW w:w="0" w:type="auto"/>
+            <w:tcMar>
+              <w:top w:w="150" w:type="dxa"/>
+              <w:left w:w="240" w:type="dxa"/>
+              <w:bottom w:w="150" w:type="dxa"/>
+              <w:right w:w="0" w:type="dxa"/>
             </w:tcMar>
             <w:vAlign w:val="center"/>
             <w:hideMark/>
@@ -2408,7 +2451,7 @@
                 <w:szCs w:val="23"/>
               </w:rPr>
               <w:lastRenderedPageBreak/>
-              <w:t xml:space="preserve">Heart, blood </w:t>
+              <w:t xml:space="preserve">Delivers oxygen from respiratory system; carries </w:t>
             </w:r>
             <w:r>
               <w:rPr>
@@ -2417,89 +2460,7 @@
                 <w:szCs w:val="23"/>
               </w:rPr>
               <w:lastRenderedPageBreak/>
-              <w:t>vessels</w:t>
-            </w:r>
-          </w:p>
-        </w:tc>
-        <w:tc>
-          <w:tcPr>
-            <w:tcW w:w="0" w:type="auto"/>
-            <w:tcMar>
-              <w:top w:w="150" w:type="dxa"/>
-              <w:left w:w="240" w:type="dxa"/>
-              <w:bottom w:w="150" w:type="dxa"/>
-              <w:right w:w="240" w:type="dxa"/>
-            </w:tcMar>
-            <w:vAlign w:val="center"/>
-            <w:hideMark/>
-          </w:tcPr>
-          <w:p>
-            <w:pPr>
-              <w:spacing w:after="0" w:line="375" w:lineRule="atLeast"/>
-              <w:rPr>
-                <w:rFonts w:ascii="Segoe UI" w:eastAsia="Times New Roman" w:hAnsi="Segoe UI" w:cs="Segoe UI"/>
-                <w:sz w:val="23"/>
-                <w:szCs w:val="23"/>
-              </w:rPr>
-            </w:pPr>
-            <w:r>
-              <w:rPr>
-                <w:rFonts w:ascii="Segoe UI" w:eastAsia="Times New Roman" w:hAnsi="Segoe UI" w:cs="Segoe UI"/>
-                <w:sz w:val="23"/>
-                <w:szCs w:val="23"/>
-              </w:rPr>
-              <w:lastRenderedPageBreak/>
-              <w:t xml:space="preserve">Transports oxygen, </w:t>
-            </w:r>
-            <w:r>
-              <w:rPr>
-                <w:rFonts w:ascii="Segoe UI" w:eastAsia="Times New Roman" w:hAnsi="Segoe UI" w:cs="Segoe UI"/>
-                <w:sz w:val="23"/>
-                <w:szCs w:val="23"/>
-              </w:rPr>
-              <w:lastRenderedPageBreak/>
-              <w:t>nutrients, and wastes</w:t>
-            </w:r>
-          </w:p>
-        </w:tc>
-        <w:tc>
-          <w:tcPr>
-            <w:tcW w:w="0" w:type="auto"/>
-            <w:tcMar>
-              <w:top w:w="150" w:type="dxa"/>
-              <w:left w:w="240" w:type="dxa"/>
-              <w:bottom w:w="150" w:type="dxa"/>
-              <w:right w:w="0" w:type="dxa"/>
-            </w:tcMar>
-            <w:vAlign w:val="center"/>
-            <w:hideMark/>
-          </w:tcPr>
-          <w:p>
-            <w:pPr>
-              <w:spacing w:after="0" w:line="375" w:lineRule="atLeast"/>
-              <w:rPr>
-                <w:rFonts w:ascii="Segoe UI" w:eastAsia="Times New Roman" w:hAnsi="Segoe UI" w:cs="Segoe UI"/>
-                <w:sz w:val="23"/>
-                <w:szCs w:val="23"/>
-              </w:rPr>
-            </w:pPr>
-            <w:r>
-              <w:rPr>
-                <w:rFonts w:ascii="Segoe UI" w:eastAsia="Times New Roman" w:hAnsi="Segoe UI" w:cs="Segoe UI"/>
-                <w:sz w:val="23"/>
-                <w:szCs w:val="23"/>
-              </w:rPr>
-              <w:lastRenderedPageBreak/>
-              <w:t xml:space="preserve">Delivers oxygen from </w:t>
-            </w:r>
-            <w:r>
-              <w:rPr>
-                <w:rFonts w:ascii="Segoe UI" w:eastAsia="Times New Roman" w:hAnsi="Segoe UI" w:cs="Segoe UI"/>
-                <w:sz w:val="23"/>
-                <w:szCs w:val="23"/>
-              </w:rPr>
-              <w:lastRenderedPageBreak/>
-              <w:t>respiratory system; carries wastes to excretory system</w:t>
+              <w:t>wastes to excretory system</w:t>
             </w:r>
           </w:p>
         </w:tc>
@@ -3605,7 +3566,7 @@
           <w:szCs w:val="24"/>
         </w:rPr>
         <w:pict>
-          <v:rect id="_x0000_i1026" style="width:0;height:.75pt" o:hralign="center" o:hrstd="t" o:hr="t" fillcolor="#a0a0a0" stroked="f"/>
+          <v:rect id="_x0000_i1027" style="width:0;height:.75pt" o:hralign="center" o:hrstd="t" o:hr="t" fillcolor="#a0a0a0" stroked="f"/>
         </w:pict>
       </w:r>
     </w:p>
@@ -4095,7 +4056,23 @@
                 <w:sz w:val="23"/>
                 <w:szCs w:val="23"/>
               </w:rPr>
-              <w:t>Red blood cell is round, flexible, and lacks a nucleus</w:t>
+              <w:t xml:space="preserve">Red blood cell is </w:t>
+            </w:r>
+            <w:r>
+              <w:rPr>
+                <w:rFonts w:ascii="Segoe UI" w:eastAsia="Times New Roman" w:hAnsi="Segoe UI" w:cs="Segoe UI"/>
+                <w:sz w:val="23"/>
+                <w:szCs w:val="23"/>
+              </w:rPr>
+              <w:t>biconcave</w:t>
+            </w:r>
+            <w:r>
+              <w:rPr>
+                <w:rFonts w:ascii="Segoe UI" w:eastAsia="Times New Roman" w:hAnsi="Segoe UI" w:cs="Segoe UI"/>
+                <w:sz w:val="23"/>
+                <w:szCs w:val="23"/>
+              </w:rPr>
+              <w:t>, flexible, and lacks a nucleus</w:t>
             </w:r>
           </w:p>
         </w:tc>
@@ -4665,6 +4642,8 @@
             </w:r>
           </w:p>
         </w:tc>
+        <w:bookmarkStart w:id="0" w:name="_GoBack"/>
+        <w:bookmarkEnd w:id="0"/>
       </w:tr>
       <w:tr>
         <w:tc>
@@ -6628,7 +6607,7 @@
           <w:szCs w:val="24"/>
         </w:rPr>
         <w:pict>
-          <v:rect id="_x0000_i1027" style="width:0;height:.75pt" o:hralign="center" o:hrstd="t" o:hr="t" fillcolor="#a0a0a0" stroked="f"/>
+          <v:rect id="_x0000_i1028" style="width:0;height:.75pt" o:hralign="center" o:hrstd="t" o:hr="t" fillcolor="#a0a0a0" stroked="f"/>
         </w:pict>
       </w:r>
     </w:p>
@@ -9441,7 +9420,7 @@
           <w:szCs w:val="24"/>
         </w:rPr>
         <w:pict>
-          <v:rect id="_x0000_i1028" style="width:0;height:.75pt" o:hralign="center" o:hrstd="t" o:hr="t" fillcolor="#a0a0a0" stroked="f"/>
+          <v:rect id="_x0000_i1029" style="width:0;height:.75pt" o:hralign="center" o:hrstd="t" o:hr="t" fillcolor="#a0a0a0" stroked="f"/>
         </w:pict>
       </w:r>
     </w:p>
@@ -10721,7 +10700,7 @@
         </w:rPr>
         <w:lastRenderedPageBreak/>
         <w:pict>
-          <v:rect id="_x0000_i1029" style="width:0;height:.75pt" o:hralign="center" o:hrstd="t" o:hr="t" fillcolor="#a0a0a0" stroked="f"/>
+          <v:rect id="_x0000_i1030" style="width:0;height:.75pt" o:hralign="center" o:hrstd="t" o:hr="t" fillcolor="#a0a0a0" stroked="f"/>
         </w:pict>
       </w:r>
     </w:p>
@@ -11716,7 +11695,7 @@
         </w:rPr>
         <w:lastRenderedPageBreak/>
         <w:pict>
-          <v:rect id="_x0000_i1030" style="width:0;height:.75pt" o:hralign="center" o:hrstd="t" o:hr="t" fillcolor="#a0a0a0" stroked="f"/>
+          <v:rect id="_x0000_i1031" style="width:0;height:.75pt" o:hralign="center" o:hrstd="t" o:hr="t" fillcolor="#a0a0a0" stroked="f"/>
         </w:pict>
       </w:r>
     </w:p>
